--- a/docs/The_Slate_Student_Guide_TV_Streaming.docx
+++ b/docs/The_Slate_Student_Guide_TV_Streaming.docx
@@ -2192,30 +2192,257 @@
       </w:pPr>
     </w:p>
     <w:p>
+      <w:pPr>
+        <w:pStyle w:val="Heading3"/>
+      </w:pPr>
+      <w:r>
+        <w:t>🤖 Pitch your own show with AI Pitch Review  (if your school turned it on)</w:t>
+      </w:r>
+    </w:p>
+    <w:p>
+      <w:pPr>
+        <w:ind w:left="504" w:hanging="432"/>
+      </w:pPr>
+      <w:r>
+        <w:rPr>
+          <w:b/>
+          <w:color w:val="1A6BB5"/>
+        </w:rPr>
+        <w:t xml:space="preserve">1.  </w:t>
+      </w:r>
       <w:r>
         <w:rPr>
           <w:b w:val="0"/>
-          <w:color w:val="5A606E"/>
-          <w:sz w:val="20"/>
         </w:rPr>
-        <w:t xml:space="preserve">If your school has turned it on, </w:t>
+        <w:t xml:space="preserve">In </w:t>
       </w:r>
       <w:r>
         <w:rPr>
           <w:b/>
-          <w:color w:val="5A606E"/>
-          <w:sz w:val="20"/>
         </w:rPr>
-        <w:t>🤖 Get AI Feedback</w:t>
+        <w:t>Show Concept Inputs</w:t>
       </w:r>
       <w:r>
         <w:rPr>
           <w:b w:val="0"/>
-          <w:color w:val="5A606E"/>
-          <w:sz w:val="20"/>
         </w:rPr>
-        <w:t xml:space="preserve"> grades your pitch. Treat it as advice, not part of your score.</w:t>
+        <w:t xml:space="preserve">, enter a </w:t>
       </w:r>
+      <w:r>
+        <w:rPr>
+          <w:b/>
+        </w:rPr>
+        <w:t>Show Name</w:t>
+      </w:r>
+      <w:r>
+        <w:rPr>
+          <w:b w:val="0"/>
+        </w:rPr>
+        <w:t xml:space="preserve"> and pick a </w:t>
+      </w:r>
+      <w:r>
+        <w:rPr>
+          <w:b/>
+        </w:rPr>
+        <w:t>Genre</w:t>
+      </w:r>
+      <w:r>
+        <w:rPr>
+          <w:b w:val="0"/>
+        </w:rPr>
+        <w:t>.</w:t>
+      </w:r>
+    </w:p>
+    <w:p>
+      <w:pPr>
+        <w:ind w:left="504" w:hanging="432"/>
+      </w:pPr>
+      <w:r>
+        <w:rPr>
+          <w:b/>
+          <w:color w:val="1A6BB5"/>
+        </w:rPr>
+        <w:t xml:space="preserve">2.  </w:t>
+      </w:r>
+      <w:r>
+        <w:rPr>
+          <w:b w:val="0"/>
+        </w:rPr>
+        <w:t xml:space="preserve">In </w:t>
+      </w:r>
+      <w:r>
+        <w:rPr>
+          <w:b/>
+        </w:rPr>
+        <w:t>AI Pitch Review</w:t>
+      </w:r>
+      <w:r>
+        <w:rPr>
+          <w:b w:val="0"/>
+        </w:rPr>
+        <w:t xml:space="preserve">, write a 2–4 sentence pitch covering the concept, the hook, and who it's for. Choose </w:t>
+      </w:r>
+      <w:r>
+        <w:rPr>
+          <w:b/>
+        </w:rPr>
+        <w:t>Domestic Original</w:t>
+      </w:r>
+      <w:r>
+        <w:rPr>
+          <w:b w:val="0"/>
+        </w:rPr>
+        <w:t xml:space="preserve">, or </w:t>
+      </w:r>
+      <w:r>
+        <w:rPr>
+          <w:b/>
+        </w:rPr>
+        <w:t>International Format</w:t>
+      </w:r>
+      <w:r>
+        <w:rPr>
+          <w:b w:val="0"/>
+        </w:rPr>
+        <w:t xml:space="preserve"> plus the country it comes from.</w:t>
+      </w:r>
+    </w:p>
+    <w:p>
+      <w:pPr>
+        <w:ind w:left="504" w:hanging="432"/>
+      </w:pPr>
+      <w:r>
+        <w:rPr>
+          <w:b/>
+          <w:color w:val="1A6BB5"/>
+        </w:rPr>
+        <w:t xml:space="preserve">3.  </w:t>
+      </w:r>
+      <w:r>
+        <w:rPr>
+          <w:b w:val="0"/>
+        </w:rPr>
+        <w:t xml:space="preserve">Click </w:t>
+      </w:r>
+      <w:r>
+        <w:rPr>
+          <w:b/>
+        </w:rPr>
+        <w:t>🤖 Get AI Feedback &amp; Estimates</w:t>
+      </w:r>
+      <w:r>
+        <w:rPr>
+          <w:b w:val="0"/>
+        </w:rPr>
+        <w:t xml:space="preserve">. You get a score out of 100, strengths and risks, and an </w:t>
+      </w:r>
+      <w:r>
+        <w:rPr>
+          <w:b/>
+        </w:rPr>
+        <w:t>AI-estimated pitch card</w:t>
+      </w:r>
+      <w:r>
+        <w:rPr>
+          <w:b w:val="0"/>
+        </w:rPr>
+        <w:t xml:space="preserve"> with demo, episodes, cost per episode, rating, SVOD appeal, and IP Score.</w:t>
+      </w:r>
+    </w:p>
+    <w:p>
+      <w:pPr>
+        <w:ind w:left="504" w:hanging="432"/>
+      </w:pPr>
+      <w:r>
+        <w:rPr>
+          <w:b/>
+          <w:color w:val="1A6BB5"/>
+        </w:rPr>
+        <w:t xml:space="preserve">4.  </w:t>
+      </w:r>
+      <w:r>
+        <w:rPr>
+          <w:b w:val="0"/>
+        </w:rPr>
+        <w:t xml:space="preserve">Click </w:t>
+      </w:r>
+      <w:r>
+        <w:rPr>
+          <w:b/>
+        </w:rPr>
+        <w:t>🎬 Greenlight [show] with these estimates</w:t>
+      </w:r>
+      <w:r>
+        <w:rPr>
+          <w:b w:val="0"/>
+        </w:rPr>
+        <w:t xml:space="preserve"> to add it. The show uses the </w:t>
+      </w:r>
+      <w:r>
+        <w:rPr>
+          <w:b/>
+        </w:rPr>
+        <w:t>AI's numbers</w:t>
+      </w:r>
+      <w:r>
+        <w:rPr>
+          <w:b w:val="0"/>
+        </w:rPr>
+        <w:t>, not your sliders.</w:t>
+      </w:r>
+    </w:p>
+    <w:tbl>
+      <w:tblPr>
+        <w:tblW w:type="auto" w:w="0"/>
+        <w:jc w:val="center"/>
+        <w:tblLook w:firstColumn="1" w:firstRow="1" w:lastColumn="0" w:lastRow="0" w:noHBand="0" w:noVBand="1" w:val="04A0"/>
+      </w:tblPr>
+      <w:tblGrid>
+        <w:gridCol w:w="9360"/>
+      </w:tblGrid>
+      <w:tr>
+        <w:tc>
+          <w:tcPr>
+            <w:tcW w:type="dxa" w:w="9360"/>
+            <w:shd w:val="clear" w:color="auto" w:fill="E8F1FA"/>
+          </w:tcPr>
+          <w:p>
+            <w:pPr>
+              <w:spacing w:before="60" w:after="60"/>
+            </w:pPr>
+            <w:r>
+              <w:rPr>
+                <w:b/>
+                <w:sz w:val="20"/>
+              </w:rPr>
+              <w:t xml:space="preserve">TIP:  </w:t>
+            </w:r>
+            <w:r>
+              <w:rPr>
+                <w:b w:val="0"/>
+              </w:rPr>
+              <w:t xml:space="preserve">A clearer, more specific, more feasible pitch earns better estimates. An International Format costs a rights fee, but its numbers are more reliable. Use </w:t>
+            </w:r>
+            <w:r>
+              <w:rPr>
+                <w:b/>
+              </w:rPr>
+              <w:t>↧ Load into Concept Inputs</w:t>
+            </w:r>
+            <w:r>
+              <w:rPr>
+                <w:b w:val="0"/>
+              </w:rPr>
+              <w:t xml:space="preserve"> to explore the P&amp;L with the AI's numbers first.</w:t>
+            </w:r>
+          </w:p>
+        </w:tc>
+      </w:tr>
+    </w:tbl>
+    <w:p>
+      <w:pPr>
+        <w:spacing w:after="0"/>
+      </w:pPr>
     </w:p>
     <w:p>
       <w:pPr>

--- a/docs/The_Slate_Student_Guide_TV_Streaming.docx
+++ b/docs/The_Slate_Student_Guide_TV_Streaming.docx
@@ -2449,7 +2449,7 @@
         <w:pStyle w:val="Heading2"/>
       </w:pPr>
       <w:r>
-        <w:t>📊 Supplementary Insights  (optional, not scored)</w:t>
+        <w:t>📊 Why? boxes  (optional, not scored)</w:t>
       </w:r>
     </w:p>
     <w:p>
@@ -2457,7 +2457,19 @@
         <w:rPr>
           <w:b w:val="0"/>
         </w:rPr>
-        <w:t>This collapsed box holds extra charts and tools: genre decay curves, the premiere calendar, cash-flow timing, and marketing ROI. Open it if you want to dig deeper. Skip it if you're short on time.</w:t>
+        <w:t xml:space="preserve">Under several decisions you'll find a collapsed </w:t>
+      </w:r>
+      <w:r>
+        <w:rPr>
+          <w:b/>
+        </w:rPr>
+        <w:t>📊 Why? (optional)</w:t>
+      </w:r>
+      <w:r>
+        <w:rPr>
+          <w:b w:val="0"/>
+        </w:rPr>
+        <w:t xml:space="preserve"> box: genre decay curves under Renewal, scheduling and cash-flow tools right after it, and the LTV curve and marketing-ROI chart in Greenlighting. Each one says when it's useful. Open them when you're unsure about that decision.</w:t>
       </w:r>
     </w:p>
     <w:p>

--- a/docs/The_Slate_Student_Guide_TV_Streaming.docx
+++ b/docs/The_Slate_Student_Guide_TV_Streaming.docx
@@ -2196,253 +2196,40 @@
         <w:pStyle w:val="Heading3"/>
       </w:pPr>
       <w:r>
-        <w:t>🤖 Pitch your own show with AI Pitch Review  (if your school turned it on)</w:t>
+        <w:t>👀 The Pitch Board</w:t>
       </w:r>
     </w:p>
     <w:p>
-      <w:pPr>
-        <w:ind w:left="504" w:hanging="432"/>
-      </w:pPr>
+      <w:r>
+        <w:rPr>
+          <w:b w:val="0"/>
+        </w:rPr>
+        <w:t xml:space="preserve">Every pitch you greenlight is shared with the other teams in your class, and theirs with you. Open </w:t>
+      </w:r>
       <w:r>
         <w:rPr>
           <w:b/>
-          <w:color w:val="1A6BB5"/>
         </w:rPr>
-        <w:t xml:space="preserve">1.  </w:t>
+        <w:t>👀 See what other teams in your class have pitched</w:t>
       </w:r>
       <w:r>
         <w:rPr>
           <w:b w:val="0"/>
         </w:rPr>
-        <w:t xml:space="preserve">In </w:t>
+        <w:t xml:space="preserve"> above Show Concept Inputs, or the full </w:t>
       </w:r>
       <w:r>
         <w:rPr>
           <w:b/>
         </w:rPr>
-        <w:t>Show Concept Inputs</w:t>
+        <w:t>📋 Pitch Board</w:t>
       </w:r>
       <w:r>
         <w:rPr>
           <w:b w:val="0"/>
         </w:rPr>
-        <w:t xml:space="preserve">, enter a </w:t>
+        <w:t xml:space="preserve"> on the Leaderboard page. Use it like a development meeting: what is everyone betting on?</w:t>
       </w:r>
-      <w:r>
-        <w:rPr>
-          <w:b/>
-        </w:rPr>
-        <w:t>Show Name</w:t>
-      </w:r>
-      <w:r>
-        <w:rPr>
-          <w:b w:val="0"/>
-        </w:rPr>
-        <w:t xml:space="preserve"> and pick a </w:t>
-      </w:r>
-      <w:r>
-        <w:rPr>
-          <w:b/>
-        </w:rPr>
-        <w:t>Genre</w:t>
-      </w:r>
-      <w:r>
-        <w:rPr>
-          <w:b w:val="0"/>
-        </w:rPr>
-        <w:t>.</w:t>
-      </w:r>
-    </w:p>
-    <w:p>
-      <w:pPr>
-        <w:ind w:left="504" w:hanging="432"/>
-      </w:pPr>
-      <w:r>
-        <w:rPr>
-          <w:b/>
-          <w:color w:val="1A6BB5"/>
-        </w:rPr>
-        <w:t xml:space="preserve">2.  </w:t>
-      </w:r>
-      <w:r>
-        <w:rPr>
-          <w:b w:val="0"/>
-        </w:rPr>
-        <w:t xml:space="preserve">In </w:t>
-      </w:r>
-      <w:r>
-        <w:rPr>
-          <w:b/>
-        </w:rPr>
-        <w:t>AI Pitch Review</w:t>
-      </w:r>
-      <w:r>
-        <w:rPr>
-          <w:b w:val="0"/>
-        </w:rPr>
-        <w:t xml:space="preserve">, write a 2–4 sentence pitch covering the concept, the hook, and who it's for. Choose </w:t>
-      </w:r>
-      <w:r>
-        <w:rPr>
-          <w:b/>
-        </w:rPr>
-        <w:t>Domestic Original</w:t>
-      </w:r>
-      <w:r>
-        <w:rPr>
-          <w:b w:val="0"/>
-        </w:rPr>
-        <w:t xml:space="preserve">, or </w:t>
-      </w:r>
-      <w:r>
-        <w:rPr>
-          <w:b/>
-        </w:rPr>
-        <w:t>International Format</w:t>
-      </w:r>
-      <w:r>
-        <w:rPr>
-          <w:b w:val="0"/>
-        </w:rPr>
-        <w:t xml:space="preserve"> plus the country it comes from.</w:t>
-      </w:r>
-    </w:p>
-    <w:p>
-      <w:pPr>
-        <w:ind w:left="504" w:hanging="432"/>
-      </w:pPr>
-      <w:r>
-        <w:rPr>
-          <w:b/>
-          <w:color w:val="1A6BB5"/>
-        </w:rPr>
-        <w:t xml:space="preserve">3.  </w:t>
-      </w:r>
-      <w:r>
-        <w:rPr>
-          <w:b w:val="0"/>
-        </w:rPr>
-        <w:t xml:space="preserve">Click </w:t>
-      </w:r>
-      <w:r>
-        <w:rPr>
-          <w:b/>
-        </w:rPr>
-        <w:t>🤖 Get AI Feedback &amp; Estimates</w:t>
-      </w:r>
-      <w:r>
-        <w:rPr>
-          <w:b w:val="0"/>
-        </w:rPr>
-        <w:t xml:space="preserve">. You get a score out of 100, strengths and risks, and an </w:t>
-      </w:r>
-      <w:r>
-        <w:rPr>
-          <w:b/>
-        </w:rPr>
-        <w:t>AI-estimated pitch card</w:t>
-      </w:r>
-      <w:r>
-        <w:rPr>
-          <w:b w:val="0"/>
-        </w:rPr>
-        <w:t xml:space="preserve"> with demo, episodes, cost per episode, rating, SVOD appeal, and IP Score.</w:t>
-      </w:r>
-    </w:p>
-    <w:p>
-      <w:pPr>
-        <w:ind w:left="504" w:hanging="432"/>
-      </w:pPr>
-      <w:r>
-        <w:rPr>
-          <w:b/>
-          <w:color w:val="1A6BB5"/>
-        </w:rPr>
-        <w:t xml:space="preserve">4.  </w:t>
-      </w:r>
-      <w:r>
-        <w:rPr>
-          <w:b w:val="0"/>
-        </w:rPr>
-        <w:t xml:space="preserve">Click </w:t>
-      </w:r>
-      <w:r>
-        <w:rPr>
-          <w:b/>
-        </w:rPr>
-        <w:t>🎬 Greenlight [show] with these estimates</w:t>
-      </w:r>
-      <w:r>
-        <w:rPr>
-          <w:b w:val="0"/>
-        </w:rPr>
-        <w:t xml:space="preserve"> to add it. The show uses the </w:t>
-      </w:r>
-      <w:r>
-        <w:rPr>
-          <w:b/>
-        </w:rPr>
-        <w:t>AI's numbers</w:t>
-      </w:r>
-      <w:r>
-        <w:rPr>
-          <w:b w:val="0"/>
-        </w:rPr>
-        <w:t>, not your sliders.</w:t>
-      </w:r>
-    </w:p>
-    <w:tbl>
-      <w:tblPr>
-        <w:tblW w:type="auto" w:w="0"/>
-        <w:jc w:val="center"/>
-        <w:tblLook w:firstColumn="1" w:firstRow="1" w:lastColumn="0" w:lastRow="0" w:noHBand="0" w:noVBand="1" w:val="04A0"/>
-      </w:tblPr>
-      <w:tblGrid>
-        <w:gridCol w:w="9360"/>
-      </w:tblGrid>
-      <w:tr>
-        <w:tc>
-          <w:tcPr>
-            <w:tcW w:type="dxa" w:w="9360"/>
-            <w:shd w:val="clear" w:color="auto" w:fill="E8F1FA"/>
-          </w:tcPr>
-          <w:p>
-            <w:pPr>
-              <w:spacing w:before="60" w:after="60"/>
-            </w:pPr>
-            <w:r>
-              <w:rPr>
-                <w:b/>
-                <w:sz w:val="20"/>
-              </w:rPr>
-              <w:t xml:space="preserve">TIP:  </w:t>
-            </w:r>
-            <w:r>
-              <w:rPr>
-                <w:b w:val="0"/>
-              </w:rPr>
-              <w:t xml:space="preserve">A clearer, more specific, more feasible pitch earns better estimates. An International Format costs a rights fee, but its numbers are more reliable. Use </w:t>
-            </w:r>
-            <w:r>
-              <w:rPr>
-                <w:b/>
-              </w:rPr>
-              <w:t>↧ Load into Concept Inputs</w:t>
-            </w:r>
-            <w:r>
-              <w:rPr>
-                <w:b w:val="0"/>
-              </w:rPr>
-              <w:t xml:space="preserve"> to explore the P&amp;L with the AI's numbers first.</w:t>
-            </w:r>
-          </w:p>
-        </w:tc>
-      </w:tr>
-    </w:tbl>
-    <w:p>
-      <w:pPr>
-        <w:spacing w:after="0"/>
-      </w:pPr>
     </w:p>
     <w:p>
       <w:pPr>

--- a/docs/The_Slate_Student_Guide_TV_Streaming.docx
+++ b/docs/The_Slate_Student_Guide_TV_Streaming.docx
@@ -406,6 +406,89 @@
                 <w:b w:val="0"/>
               </w:rPr>
               <w:t>Your budget is tied to how you're doing. Beat the margin target and next year's budget grows faster. Miss it and the budget shrinks. One bad year makes the next year harder.</w:t>
+            </w:r>
+          </w:p>
+        </w:tc>
+      </w:tr>
+    </w:tbl>
+    <w:p>
+      <w:pPr>
+        <w:spacing w:after="0"/>
+      </w:pPr>
+    </w:p>
+    <w:tbl>
+      <w:tblPr>
+        <w:tblW w:type="auto" w:w="0"/>
+        <w:jc w:val="center"/>
+        <w:tblLook w:firstColumn="1" w:firstRow="1" w:lastColumn="0" w:lastRow="0" w:noHBand="0" w:noVBand="1" w:val="04A0"/>
+      </w:tblPr>
+      <w:tblGrid>
+        <w:gridCol w:w="9360"/>
+      </w:tblGrid>
+      <w:tr>
+        <w:tc>
+          <w:tcPr>
+            <w:tcW w:type="dxa" w:w="9360"/>
+            <w:shd w:val="clear" w:color="auto" w:fill="E8F1FA"/>
+          </w:tcPr>
+          <w:p>
+            <w:pPr>
+              <w:spacing w:before="60" w:after="60"/>
+            </w:pPr>
+            <w:r>
+              <w:rPr>
+                <w:b/>
+                <w:sz w:val="20"/>
+              </w:rPr>
+              <w:t xml:space="preserve">TIP:  </w:t>
+            </w:r>
+            <w:r>
+              <w:rPr>
+                <w:b/>
+              </w:rPr>
+              <w:t>Check your syllabus for which network is due when.</w:t>
+            </w:r>
+            <w:r>
+              <w:rPr>
+                <w:b w:val="0"/>
+              </w:rPr>
+              <w:t xml:space="preserve"> A common setup: play </w:t>
+            </w:r>
+            <w:r>
+              <w:rPr>
+                <w:b/>
+              </w:rPr>
+              <w:t>Oxygen as homework</w:t>
+            </w:r>
+            <w:r>
+              <w:rPr>
+                <w:b w:val="0"/>
+              </w:rPr>
+              <w:t xml:space="preserve"> and submit it, then play </w:t>
+            </w:r>
+            <w:r>
+              <w:rPr>
+                <w:b/>
+              </w:rPr>
+              <w:t>Bravo or Peacock in class</w:t>
+            </w:r>
+            <w:r>
+              <w:rPr>
+                <w:b w:val="0"/>
+              </w:rPr>
+              <w:t xml:space="preserve">. You can open any network directly from the </w:t>
+            </w:r>
+            <w:r>
+              <w:rPr>
+                <w:b/>
+              </w:rPr>
+              <w:t>Choose Your Network</w:t>
+            </w:r>
+            <w:r>
+              <w:rPr>
+                <w:b w:val="0"/>
+              </w:rPr>
+              <w:t xml:space="preserve"> screen.</w:t>
             </w:r>
           </w:p>
         </w:tc>
@@ -2004,7 +2087,43 @@
         <w:rPr>
           <w:b w:val="0"/>
         </w:rPr>
-        <w:t>: buy a ready-made concept from the marketplace. Each one lists its audience, whether it's an international format, and any brand sponsor (sponsors lower the price).</w:t>
+        <w:t xml:space="preserve">: buy a ready-made concept from the marketplace. Each one lists its audience, whether it's an international format, and any brand sponsor (sponsors lower the price). Some show </w:t>
+      </w:r>
+      <w:r>
+        <w:rPr>
+          <w:b/>
+        </w:rPr>
+        <w:t>🔥 Competitor interest</w:t>
+      </w:r>
+      <w:r>
+        <w:rPr>
+          <w:b w:val="0"/>
+        </w:rPr>
+        <w:t xml:space="preserve">: a rival network is bidding, so winning it now costs </w:t>
+      </w:r>
+      <w:r>
+        <w:rPr>
+          <w:b/>
+        </w:rPr>
+        <w:t>25% more</w:t>
+      </w:r>
+      <w:r>
+        <w:rPr>
+          <w:b w:val="0"/>
+        </w:rPr>
+        <w:t xml:space="preserve">, and if you pass, there's a </w:t>
+      </w:r>
+      <w:r>
+        <w:rPr>
+          <w:b/>
+        </w:rPr>
+        <w:t>50% chance</w:t>
+      </w:r>
+      <w:r>
+        <w:rPr>
+          <w:b w:val="0"/>
+        </w:rPr>
+        <w:t xml:space="preserve"> each year the rival signs it and it's gone for good.</w:t>
       </w:r>
     </w:p>
     <w:p>
@@ -2021,7 +2140,7 @@
         <w:rPr>
           <w:b w:val="0"/>
         </w:rPr>
-        <w:t xml:space="preserve">: fill in the </w:t>
+        <w:t xml:space="preserve">: name it, fill in the </w:t>
       </w:r>
       <w:r>
         <w:rPr>
@@ -2033,20 +2152,67 @@
         <w:rPr>
           <w:b w:val="0"/>
         </w:rPr>
-        <w:t xml:space="preserve"> (genre, episodes, cost per episode, expected rating). Then compare the </w:t>
+        <w:t xml:space="preserve"> (genre, episodes, cost per episode, expected rating), and </w:t>
       </w:r>
       <w:r>
         <w:rPr>
           <w:b/>
         </w:rPr>
-        <w:t>Platform P&amp;L</w:t>
+        <w:t>write a 2–4 sentence pitch</w:t>
       </w:r>
       <w:r>
         <w:rPr>
           <w:b w:val="0"/>
         </w:rPr>
-        <w:t xml:space="preserve"> for TV versus streaming.</w:t>
+        <w:t xml:space="preserve"> (the concept, the hook, and who it's for). You can't greenlight your own show without a pitch.</w:t>
       </w:r>
+    </w:p>
+    <w:tbl>
+      <w:tblPr>
+        <w:tblW w:type="auto" w:w="0"/>
+        <w:jc w:val="center"/>
+        <w:tblLook w:firstColumn="1" w:firstRow="1" w:lastColumn="0" w:lastRow="0" w:noHBand="0" w:noVBand="1" w:val="04A0"/>
+      </w:tblPr>
+      <w:tblGrid>
+        <w:gridCol w:w="9360"/>
+      </w:tblGrid>
+      <w:tr>
+        <w:tc>
+          <w:tcPr>
+            <w:tcW w:type="dxa" w:w="9360"/>
+            <w:shd w:val="clear" w:color="auto" w:fill="EEF6EC"/>
+          </w:tcPr>
+          <w:p>
+            <w:pPr>
+              <w:spacing w:before="60" w:after="60"/>
+            </w:pPr>
+            <w:r>
+              <w:rPr>
+                <w:b/>
+                <w:sz w:val="20"/>
+              </w:rPr>
+              <w:t xml:space="preserve">KEY IDEA:  </w:t>
+            </w:r>
+            <w:r>
+              <w:rPr>
+                <w:b/>
+              </w:rPr>
+              <w:t>3 new-show slots per year</w:t>
+            </w:r>
+            <w:r>
+              <w:rPr>
+                <w:b w:val="0"/>
+              </w:rPr>
+              <w:t>, shared between acquiring and building. You get 3 fresh slots each new year. There are more pitches than slots, so choose. Switching networks or restarting a level undoes the shows you added in it.</w:t>
+            </w:r>
+          </w:p>
+        </w:tc>
+      </w:tr>
+    </w:tbl>
+    <w:p>
+      <w:pPr>
+        <w:spacing w:after="0"/>
+      </w:pPr>
     </w:p>
     <w:p>
       <w:pPr>
@@ -2063,7 +2229,7 @@
         <w:rPr>
           <w:b w:val="0"/>
         </w:rPr>
-        <w:t>Pick or build a concept.</w:t>
+        <w:t>Pick or build a concept (and write its pitch if it's your own).</w:t>
       </w:r>
     </w:p>
     <w:p>
@@ -2142,6 +2308,18 @@
           <w:b/>
         </w:rPr>
         <w:t>immediately</w:t>
+      </w:r>
+      <w:r>
+        <w:rPr>
+          <w:b w:val="0"/>
+        </w:rPr>
+        <w:t xml:space="preserve">, and your pitch is shared on your class's </w:t>
+      </w:r>
+      <w:r>
+        <w:rPr>
+          <w:b/>
+        </w:rPr>
+        <w:t>📋 Pitch Board</w:t>
       </w:r>
       <w:r>
         <w:rPr>

--- a/docs/The_Slate_Student_Guide_TV_Streaming.docx
+++ b/docs/The_Slate_Student_Guide_TV_Streaming.docx
@@ -1258,7 +1258,7 @@
               <w:rPr>
                 <w:b w:val="0"/>
               </w:rPr>
-              <w:t>Don't close or refresh your browser tab mid-level. Your in-progress decisions live in that tab. Only submitted scores are saved to the leaderboard.</w:t>
+              <w:t>Don't close or refresh your browser tab mid-level. Your in-progress decisions live in that tab. Finished levels and slates save to the leaderboard automatically; one you leave halfway does not.</w:t>
             </w:r>
           </w:p>
         </w:tc>
@@ -2595,7 +2595,7 @@
         <w:pStyle w:val="Heading1"/>
       </w:pPr>
       <w:r>
-        <w:t>Submitting your score</w:t>
+        <w:t>Your score and the Leaderboard</w:t>
       </w:r>
     </w:p>
     <w:p>
@@ -2603,7 +2603,19 @@
         <w:rPr>
           <w:b w:val="0"/>
         </w:rPr>
-        <w:t xml:space="preserve">After your last year, click </w:t>
+        <w:t xml:space="preserve">The moment you simulate your last year, your score is </w:t>
+      </w:r>
+      <w:r>
+        <w:rPr>
+          <w:b/>
+        </w:rPr>
+        <w:t>saved to the Leaderboard automatically</w:t>
+      </w:r>
+      <w:r>
+        <w:rPr>
+          <w:b w:val="0"/>
+        </w:rPr>
+        <w:t xml:space="preserve">, even if you close the tab. Click </w:t>
       </w:r>
       <w:r>
         <w:rPr>
@@ -2615,7 +2627,7 @@
         <w:rPr>
           <w:b w:val="0"/>
         </w:rPr>
-        <w:t>. You will see your score, a breakdown, and your highlights.</w:t>
+        <w:t xml:space="preserve"> to see your score, a breakdown, and your highlights.</w:t>
       </w:r>
     </w:p>
     <w:p>
@@ -2646,36 +2658,6 @@
           <w:color w:val="1A6BB5"/>
         </w:rPr>
         <w:t xml:space="preserve">2.  </w:t>
-      </w:r>
-      <w:r>
-        <w:rPr>
-          <w:b w:val="0"/>
-        </w:rPr>
-        <w:t xml:space="preserve">Click </w:t>
-      </w:r>
-      <w:r>
-        <w:rPr>
-          <w:b/>
-        </w:rPr>
-        <w:t>🎯 Submit Official Score</w:t>
-      </w:r>
-      <w:r>
-        <w:rPr>
-          <w:b w:val="0"/>
-        </w:rPr>
-        <w:t>.</w:t>
-      </w:r>
-    </w:p>
-    <w:p>
-      <w:pPr>
-        <w:ind w:left="504" w:hanging="432"/>
-      </w:pPr>
-      <w:r>
-        <w:rPr>
-          <w:b/>
-          <w:color w:val="1A6BB5"/>
-        </w:rPr>
-        <w:t xml:space="preserve">3.  </w:t>
       </w:r>
       <w:r>
         <w:rPr>
@@ -2726,13 +2708,13 @@
               <w:rPr>
                 <w:b/>
               </w:rPr>
-              <w:t>Your FIRST submission is your official score.</w:t>
+              <w:t>Your FIRST finished level is your official score.</w:t>
             </w:r>
             <w:r>
               <w:rPr>
                 <w:b w:val="0"/>
               </w:rPr>
-              <w:t xml:space="preserve"> You get 3 attempts in total, but attempts 2 and 3 are practice only. Don't click Submit until your team agrees you are done.</w:t>
+              <w:t xml:space="preserve"> You get 3 attempts in total, but attempts 2 and 3 are practice only. Agree as a team before you simulate the last year.</w:t>
             </w:r>
           </w:p>
         </w:tc>
@@ -2773,7 +2755,7 @@
               <w:rPr>
                 <w:b w:val="0"/>
               </w:rPr>
-              <w:t xml:space="preserve">Before you submit, you can still go back: </w:t>
+              <w:t xml:space="preserve">Before your last year, you can still go back: </w:t>
             </w:r>
             <w:r>
               <w:rPr>
@@ -2797,7 +2779,7 @@
               <w:rPr>
                 <w:b w:val="0"/>
               </w:rPr>
-              <w:t xml:space="preserve"> wipes the whole level. Neither one uses up an attempt. Only Submit does.</w:t>
+              <w:t xml:space="preserve"> wipes the whole level. Neither one uses up an attempt. Finishing the level does.</w:t>
             </w:r>
           </w:p>
         </w:tc>
@@ -3320,13 +3302,13 @@
         <w:rPr>
           <w:b/>
         </w:rPr>
-        <w:t>Submitting too early.</w:t>
+        <w:t>Finishing too early.</w:t>
       </w:r>
       <w:r>
         <w:rPr>
           <w:b w:val="0"/>
         </w:rPr>
-        <w:t xml:space="preserve"> Your first submission is your official score.</w:t>
+        <w:t xml:space="preserve"> Your first finished playthrough is your official score, saved automatically.</w:t>
       </w:r>
     </w:p>
     <w:p>
